--- a/基于transformers的NLP多任务实验报告.docx
+++ b/基于transformers的NLP多任务实验报告.docx
@@ -3022,6 +3022,72 @@
           </w:p>
         </w:tc>
       </w:tr>
+      <w:tr>
+        <w:tc>
+          <w:tcPr>
+            <w:tcW w:type="dxa" w:w="2160"/>
+          </w:tcPr>
+          <w:p>
+            <w:r/>
+            <w:r>
+              <w:rPr>
+                <w:rFonts w:ascii="宋体" w:hAnsi="宋体" w:eastAsia="宋体"/>
+                <w:b w:val="0"/>
+                <w:sz w:val="21"/>
+              </w:rPr>
+              <w:t>11</w:t>
+            </w:r>
+          </w:p>
+        </w:tc>
+        <w:tc>
+          <w:tcPr>
+            <w:tcW w:type="dxa" w:w="2160"/>
+          </w:tcPr>
+          <w:p>
+            <w:r/>
+            <w:r>
+              <w:rPr>
+                <w:rFonts w:ascii="宋体" w:hAnsi="宋体" w:eastAsia="宋体"/>
+                <w:b w:val="0"/>
+                <w:sz w:val="21"/>
+              </w:rPr>
+              <w:t>运行脚本报 DLL load failed（应用程序控制策略已阻止此文件）</w:t>
+            </w:r>
+          </w:p>
+        </w:tc>
+        <w:tc>
+          <w:tcPr>
+            <w:tcW w:type="dxa" w:w="2160"/>
+          </w:tcPr>
+          <w:p>
+            <w:r/>
+            <w:r>
+              <w:rPr>
+                <w:rFonts w:ascii="宋体" w:hAnsi="宋体" w:eastAsia="宋体"/>
+                <w:b w:val="0"/>
+                <w:sz w:val="21"/>
+              </w:rPr>
+              <w:t>Windows 智能应用控制(SAC)拦截未签名的 pyarrow DLL（arrow.dll 无数字签名，换版本也无效）</w:t>
+            </w:r>
+          </w:p>
+        </w:tc>
+        <w:tc>
+          <w:tcPr>
+            <w:tcW w:type="dxa" w:w="2160"/>
+          </w:tcPr>
+          <w:p>
+            <w:r/>
+            <w:r>
+              <w:rPr>
+                <w:rFonts w:ascii="宋体" w:hAnsi="宋体" w:eastAsia="宋体"/>
+                <w:b w:val="0"/>
+                <w:sz w:val="21"/>
+              </w:rPr>
+              <w:t>用仓库内 local_datasets.py 替代 datasets.load_dataset 彻底绕开 pyarrow；并用 fix_environment.py 修正 sklearn 可选导入 pyarrow 时未捕获 ImportError 的问题</w:t>
+            </w:r>
+          </w:p>
+        </w:tc>
+      </w:tr>
     </w:tbl>
     <w:p>
       <w:pPr>
@@ -3069,23 +3135,475 @@
           <w:b w:val="0"/>
           <w:sz w:val="21"/>
         </w:rPr>
-        <w:t>（在此处粘贴 VS Code / 终端中实际运行各任务的截图，可参照 RUN_GUIDE.md 中的命令逐条运行并截图。）</w:t>
+        <w:t>以下为在 VS Code 终端中实际运行各任务的截图（运行命令见 RUN_GUIDE.md，截图均取自本机真实运行过程）。</w:t>
       </w:r>
     </w:p>
-    <w:p/>
-    <w:p/>
-    <w:p/>
-    <w:p/>
-    <w:p/>
-    <w:p/>
     <w:p>
+      <w:pPr>
+        <w:jc w:val="center"/>
+      </w:pPr>
+      <w:r>
+        <w:drawing>
+          <wp:inline xmlns:a="http://schemas.openxmlformats.org/drawingml/2006/main" xmlns:pic="http://schemas.openxmlformats.org/drawingml/2006/picture">
+            <wp:extent cx="5580000" cy="2403406"/>
+            <wp:docPr id="11" name="Picture 11"/>
+            <wp:cNvGraphicFramePr>
+              <a:graphicFrameLocks noChangeAspect="1"/>
+            </wp:cNvGraphicFramePr>
+            <a:graphic>
+              <a:graphicData uri="http://schemas.openxmlformats.org/drawingml/2006/picture">
+                <pic:pic>
+                  <pic:nvPicPr>
+                    <pic:cNvPr id="0" name="env.png"/>
+                    <pic:cNvPicPr/>
+                  </pic:nvPicPr>
+                  <pic:blipFill>
+                    <a:blip r:embed="rId19"/>
+                    <a:stretch>
+                      <a:fillRect/>
+                    </a:stretch>
+                  </pic:blipFill>
+                  <pic:spPr>
+                    <a:xfrm>
+                      <a:off x="0" y="0"/>
+                      <a:ext cx="5580000" cy="2403406"/>
+                    </a:xfrm>
+                    <a:prstGeom prst="rect"/>
+                  </pic:spPr>
+                </pic:pic>
+              </a:graphicData>
+            </a:graphic>
+          </wp:inline>
+        </w:drawing>
+      </w:r>
+    </w:p>
+    <w:p>
+      <w:pPr>
+        <w:jc w:val="center"/>
+      </w:pPr>
       <w:r>
         <w:rPr>
           <w:rFonts w:ascii="宋体" w:hAnsi="宋体" w:eastAsia="宋体"/>
           <w:b w:val="0"/>
           <w:sz w:val="21"/>
         </w:rPr>
-        <w:t>截图建议包含：① 环境验证（nvidia-smi、torch.cuda.is_available()）；② 各任务训练日志（含 global step、loss、Evaluation 与 best F1/BLEU 行）；③ 工具类功能验证输出。</w:t>
+        <w:t>图 A-1 实验环境验证（GPU / PyTorch / CUDA）</w:t>
+      </w:r>
+    </w:p>
+    <w:p>
+      <w:pPr>
+        <w:jc w:val="center"/>
+      </w:pPr>
+      <w:r>
+        <w:drawing>
+          <wp:inline xmlns:a="http://schemas.openxmlformats.org/drawingml/2006/main" xmlns:pic="http://schemas.openxmlformats.org/drawingml/2006/picture">
+            <wp:extent cx="5580000" cy="3687558"/>
+            <wp:docPr id="12" name="Picture 12"/>
+            <wp:cNvGraphicFramePr>
+              <a:graphicFrameLocks noChangeAspect="1"/>
+            </wp:cNvGraphicFramePr>
+            <a:graphic>
+              <a:graphicData uri="http://schemas.openxmlformats.org/drawingml/2006/picture">
+                <pic:pic>
+                  <pic:nvPicPr>
+                    <pic:cNvPr id="0" name="文本分类1.png"/>
+                    <pic:cNvPicPr/>
+                  </pic:nvPicPr>
+                  <pic:blipFill>
+                    <a:blip r:embed="rId20"/>
+                    <a:stretch>
+                      <a:fillRect/>
+                    </a:stretch>
+                  </pic:blipFill>
+                  <pic:spPr>
+                    <a:xfrm>
+                      <a:off x="0" y="0"/>
+                      <a:ext cx="5580000" cy="3687558"/>
+                    </a:xfrm>
+                    <a:prstGeom prst="rect"/>
+                  </pic:spPr>
+                </pic:pic>
+              </a:graphicData>
+            </a:graphic>
+          </wp:inline>
+        </w:drawing>
+      </w:r>
+    </w:p>
+    <w:p>
+      <w:pPr>
+        <w:jc w:val="center"/>
+      </w:pPr>
+      <w:r>
+        <w:rPr>
+          <w:rFonts w:ascii="宋体" w:hAnsi="宋体" w:eastAsia="宋体"/>
+          <w:b w:val="0"/>
+          <w:sz w:val="21"/>
+        </w:rPr>
+        <w:t>图 A-2 文本分类 BERT-CLS 训练过程（20 epoch）</w:t>
+      </w:r>
+    </w:p>
+    <w:p>
+      <w:pPr>
+        <w:jc w:val="center"/>
+      </w:pPr>
+      <w:r>
+        <w:drawing>
+          <wp:inline xmlns:a="http://schemas.openxmlformats.org/drawingml/2006/main" xmlns:pic="http://schemas.openxmlformats.org/drawingml/2006/picture">
+            <wp:extent cx="5580000" cy="817124"/>
+            <wp:docPr id="13" name="Picture 13"/>
+            <wp:cNvGraphicFramePr>
+              <a:graphicFrameLocks noChangeAspect="1"/>
+            </wp:cNvGraphicFramePr>
+            <a:graphic>
+              <a:graphicData uri="http://schemas.openxmlformats.org/drawingml/2006/picture">
+                <pic:pic>
+                  <pic:nvPicPr>
+                    <pic:cNvPr id="0" name="文本分类推理验证.png"/>
+                    <pic:cNvPicPr/>
+                  </pic:nvPicPr>
+                  <pic:blipFill>
+                    <a:blip r:embed="rId21"/>
+                    <a:stretch>
+                      <a:fillRect/>
+                    </a:stretch>
+                  </pic:blipFill>
+                  <pic:spPr>
+                    <a:xfrm>
+                      <a:off x="0" y="0"/>
+                      <a:ext cx="5580000" cy="817124"/>
+                    </a:xfrm>
+                    <a:prstGeom prst="rect"/>
+                  </pic:spPr>
+                </pic:pic>
+              </a:graphicData>
+            </a:graphic>
+          </wp:inline>
+        </w:drawing>
+      </w:r>
+    </w:p>
+    <w:p>
+      <w:pPr>
+        <w:jc w:val="center"/>
+      </w:pPr>
+      <w:r>
+        <w:rPr>
+          <w:rFonts w:ascii="宋体" w:hAnsi="宋体" w:eastAsia="宋体"/>
+          <w:b w:val="0"/>
+          <w:sz w:val="21"/>
+        </w:rPr>
+        <w:t>图 A-3 文本分类推理验证结果</w:t>
+      </w:r>
+    </w:p>
+    <w:p>
+      <w:pPr>
+        <w:jc w:val="center"/>
+      </w:pPr>
+      <w:r>
+        <w:drawing>
+          <wp:inline xmlns:a="http://schemas.openxmlformats.org/drawingml/2006/main" xmlns:pic="http://schemas.openxmlformats.org/drawingml/2006/picture">
+            <wp:extent cx="5580000" cy="3210468"/>
+            <wp:docPr id="14" name="Picture 14"/>
+            <wp:cNvGraphicFramePr>
+              <a:graphicFrameLocks noChangeAspect="1"/>
+            </wp:cNvGraphicFramePr>
+            <a:graphic>
+              <a:graphicData uri="http://schemas.openxmlformats.org/drawingml/2006/picture">
+                <pic:pic>
+                  <pic:nvPicPr>
+                    <pic:cNvPr id="0" name="文本匹配PointWise.png"/>
+                    <pic:cNvPicPr/>
+                  </pic:nvPicPr>
+                  <pic:blipFill>
+                    <a:blip r:embed="rId22"/>
+                    <a:stretch>
+                      <a:fillRect/>
+                    </a:stretch>
+                  </pic:blipFill>
+                  <pic:spPr>
+                    <a:xfrm>
+                      <a:off x="0" y="0"/>
+                      <a:ext cx="5580000" cy="3210468"/>
+                    </a:xfrm>
+                    <a:prstGeom prst="rect"/>
+                  </pic:spPr>
+                </pic:pic>
+              </a:graphicData>
+            </a:graphic>
+          </wp:inline>
+        </w:drawing>
+      </w:r>
+    </w:p>
+    <w:p>
+      <w:pPr>
+        <w:jc w:val="center"/>
+      </w:pPr>
+      <w:r>
+        <w:rPr>
+          <w:rFonts w:ascii="宋体" w:hAnsi="宋体" w:eastAsia="宋体"/>
+          <w:b w:val="0"/>
+          <w:sz w:val="21"/>
+        </w:rPr>
+        <w:t>图 A-4 文本匹配 PointWise 训练过程</w:t>
+      </w:r>
+    </w:p>
+    <w:p>
+      <w:pPr>
+        <w:jc w:val="center"/>
+      </w:pPr>
+      <w:r>
+        <w:drawing>
+          <wp:inline xmlns:a="http://schemas.openxmlformats.org/drawingml/2006/main" xmlns:pic="http://schemas.openxmlformats.org/drawingml/2006/picture">
+            <wp:extent cx="5580000" cy="3267155"/>
+            <wp:docPr id="15" name="Picture 15"/>
+            <wp:cNvGraphicFramePr>
+              <a:graphicFrameLocks noChangeAspect="1"/>
+            </wp:cNvGraphicFramePr>
+            <a:graphic>
+              <a:graphicData uri="http://schemas.openxmlformats.org/drawingml/2006/picture">
+                <pic:pic>
+                  <pic:nvPicPr>
+                    <pic:cNvPr id="0" name="文本匹配DSSM.png"/>
+                    <pic:cNvPicPr/>
+                  </pic:nvPicPr>
+                  <pic:blipFill>
+                    <a:blip r:embed="rId23"/>
+                    <a:stretch>
+                      <a:fillRect/>
+                    </a:stretch>
+                  </pic:blipFill>
+                  <pic:spPr>
+                    <a:xfrm>
+                      <a:off x="0" y="0"/>
+                      <a:ext cx="5580000" cy="3267155"/>
+                    </a:xfrm>
+                    <a:prstGeom prst="rect"/>
+                  </pic:spPr>
+                </pic:pic>
+              </a:graphicData>
+            </a:graphic>
+          </wp:inline>
+        </w:drawing>
+      </w:r>
+    </w:p>
+    <w:p>
+      <w:pPr>
+        <w:jc w:val="center"/>
+      </w:pPr>
+      <w:r>
+        <w:rPr>
+          <w:rFonts w:ascii="宋体" w:hAnsi="宋体" w:eastAsia="宋体"/>
+          <w:b w:val="0"/>
+          <w:sz w:val="21"/>
+        </w:rPr>
+        <w:t>图 A-5 文本匹配 DSSM 训练过程</w:t>
+      </w:r>
+    </w:p>
+    <w:p>
+      <w:pPr>
+        <w:jc w:val="center"/>
+      </w:pPr>
+      <w:r>
+        <w:drawing>
+          <wp:inline xmlns:a="http://schemas.openxmlformats.org/drawingml/2006/main" xmlns:pic="http://schemas.openxmlformats.org/drawingml/2006/picture">
+            <wp:extent cx="5580000" cy="2749682"/>
+            <wp:docPr id="16" name="Picture 16"/>
+            <wp:cNvGraphicFramePr>
+              <a:graphicFrameLocks noChangeAspect="1"/>
+            </wp:cNvGraphicFramePr>
+            <a:graphic>
+              <a:graphicData uri="http://schemas.openxmlformats.org/drawingml/2006/picture">
+                <pic:pic>
+                  <pic:nvPicPr>
+                    <pic:cNvPr id="0" name="文本匹配Sentence Transformer.png"/>
+                    <pic:cNvPicPr/>
+                  </pic:nvPicPr>
+                  <pic:blipFill>
+                    <a:blip r:embed="rId24"/>
+                    <a:stretch>
+                      <a:fillRect/>
+                    </a:stretch>
+                  </pic:blipFill>
+                  <pic:spPr>
+                    <a:xfrm>
+                      <a:off x="0" y="0"/>
+                      <a:ext cx="5580000" cy="2749682"/>
+                    </a:xfrm>
+                    <a:prstGeom prst="rect"/>
+                  </pic:spPr>
+                </pic:pic>
+              </a:graphicData>
+            </a:graphic>
+          </wp:inline>
+        </w:drawing>
+      </w:r>
+    </w:p>
+    <w:p>
+      <w:pPr>
+        <w:jc w:val="center"/>
+      </w:pPr>
+      <w:r>
+        <w:rPr>
+          <w:rFonts w:ascii="宋体" w:hAnsi="宋体" w:eastAsia="宋体"/>
+          <w:b w:val="0"/>
+          <w:sz w:val="21"/>
+        </w:rPr>
+        <w:t>图 A-6 文本匹配 Sentence Transformer 训练过程</w:t>
+      </w:r>
+    </w:p>
+    <w:p>
+      <w:pPr>
+        <w:jc w:val="center"/>
+      </w:pPr>
+      <w:r>
+        <w:drawing>
+          <wp:inline xmlns:a="http://schemas.openxmlformats.org/drawingml/2006/main" xmlns:pic="http://schemas.openxmlformats.org/drawingml/2006/picture">
+            <wp:extent cx="5580000" cy="2949323"/>
+            <wp:docPr id="17" name="Picture 17"/>
+            <wp:cNvGraphicFramePr>
+              <a:graphicFrameLocks noChangeAspect="1"/>
+            </wp:cNvGraphicFramePr>
+            <a:graphic>
+              <a:graphicData uri="http://schemas.openxmlformats.org/drawingml/2006/picture">
+                <pic:pic>
+                  <pic:nvPicPr>
+                    <pic:cNvPr id="0" name="文本匹配SimCSE.png"/>
+                    <pic:cNvPicPr/>
+                  </pic:nvPicPr>
+                  <pic:blipFill>
+                    <a:blip r:embed="rId25"/>
+                    <a:stretch>
+                      <a:fillRect/>
+                    </a:stretch>
+                  </pic:blipFill>
+                  <pic:spPr>
+                    <a:xfrm>
+                      <a:off x="0" y="0"/>
+                      <a:ext cx="5580000" cy="2949323"/>
+                    </a:xfrm>
+                    <a:prstGeom prst="rect"/>
+                  </pic:spPr>
+                </pic:pic>
+              </a:graphicData>
+            </a:graphic>
+          </wp:inline>
+        </w:drawing>
+      </w:r>
+    </w:p>
+    <w:p>
+      <w:pPr>
+        <w:jc w:val="center"/>
+      </w:pPr>
+      <w:r>
+        <w:rPr>
+          <w:rFonts w:ascii="宋体" w:hAnsi="宋体" w:eastAsia="宋体"/>
+          <w:b w:val="0"/>
+          <w:sz w:val="21"/>
+        </w:rPr>
+        <w:t>图 A-7 文本匹配 SimCSE 训练过程</w:t>
+      </w:r>
+    </w:p>
+    <w:p>
+      <w:pPr>
+        <w:jc w:val="center"/>
+      </w:pPr>
+      <w:r>
+        <w:drawing>
+          <wp:inline xmlns:a="http://schemas.openxmlformats.org/drawingml/2006/main" xmlns:pic="http://schemas.openxmlformats.org/drawingml/2006/picture">
+            <wp:extent cx="5580000" cy="4650000"/>
+            <wp:docPr id="18" name="Picture 18"/>
+            <wp:cNvGraphicFramePr>
+              <a:graphicFrameLocks noChangeAspect="1"/>
+            </wp:cNvGraphicFramePr>
+            <a:graphic>
+              <a:graphicData uri="http://schemas.openxmlformats.org/drawingml/2006/picture">
+                <pic:pic>
+                  <pic:nvPicPr>
+                    <pic:cNvPr id="0" name="信息抽取.png"/>
+                    <pic:cNvPicPr/>
+                  </pic:nvPicPr>
+                  <pic:blipFill>
+                    <a:blip r:embed="rId26"/>
+                    <a:stretch>
+                      <a:fillRect/>
+                    </a:stretch>
+                  </pic:blipFill>
+                  <pic:spPr>
+                    <a:xfrm>
+                      <a:off x="0" y="0"/>
+                      <a:ext cx="5580000" cy="4650000"/>
+                    </a:xfrm>
+                    <a:prstGeom prst="rect"/>
+                  </pic:spPr>
+                </pic:pic>
+              </a:graphicData>
+            </a:graphic>
+          </wp:inline>
+        </w:drawing>
+      </w:r>
+    </w:p>
+    <w:p>
+      <w:pPr>
+        <w:jc w:val="center"/>
+      </w:pPr>
+      <w:r>
+        <w:rPr>
+          <w:rFonts w:ascii="宋体" w:hAnsi="宋体" w:eastAsia="宋体"/>
+          <w:b w:val="0"/>
+          <w:sz w:val="21"/>
+        </w:rPr>
+        <w:t>图 A-8 信息抽取 UIE 训练过程</w:t>
+      </w:r>
+    </w:p>
+    <w:p>
+      <w:pPr>
+        <w:jc w:val="center"/>
+      </w:pPr>
+      <w:r>
+        <w:drawing>
+          <wp:inline xmlns:a="http://schemas.openxmlformats.org/drawingml/2006/main" xmlns:pic="http://schemas.openxmlformats.org/drawingml/2006/picture">
+            <wp:extent cx="5580000" cy="902913"/>
+            <wp:docPr id="19" name="Picture 19"/>
+            <wp:cNvGraphicFramePr>
+              <a:graphicFrameLocks noChangeAspect="1"/>
+            </wp:cNvGraphicFramePr>
+            <a:graphic>
+              <a:graphicData uri="http://schemas.openxmlformats.org/drawingml/2006/picture">
+                <pic:pic>
+                  <pic:nvPicPr>
+                    <pic:cNvPr id="0" name="文本生成.png"/>
+                    <pic:cNvPicPr/>
+                  </pic:nvPicPr>
+                  <pic:blipFill>
+                    <a:blip r:embed="rId27"/>
+                    <a:stretch>
+                      <a:fillRect/>
+                    </a:stretch>
+                  </pic:blipFill>
+                  <pic:spPr>
+                    <a:xfrm>
+                      <a:off x="0" y="0"/>
+                      <a:ext cx="5580000" cy="902913"/>
+                    </a:xfrm>
+                    <a:prstGeom prst="rect"/>
+                  </pic:spPr>
+                </pic:pic>
+              </a:graphicData>
+            </a:graphic>
+          </wp:inline>
+        </w:drawing>
+      </w:r>
+    </w:p>
+    <w:p>
+      <w:pPr>
+        <w:jc w:val="center"/>
+      </w:pPr>
+      <w:r>
+        <w:rPr>
+          <w:rFonts w:ascii="宋体" w:hAnsi="宋体" w:eastAsia="宋体"/>
+          <w:b w:val="0"/>
+          <w:sz w:val="21"/>
+        </w:rPr>
+        <w:t>图 A-9 文本生成 T5 中文问答</w:t>
       </w:r>
     </w:p>
     <w:p>
